--- a/docs/SDDDocument-SP26-JBassett_0617.docx
+++ b/docs/SDDDocument-SP26-JBassett_0617.docx
@@ -25490,7 +25490,7 @@
           <w:noProof/>
         </w:rPr>
         <w:drawing>
-          <wp:inline distT="0" distB="0" distL="0" distR="0" wp14:anchorId="2CAF85B6" wp14:editId="3401CB56">
+          <wp:inline distT="0" distB="0" distL="0" distR="0" wp14:anchorId="2CAF85B6" wp14:editId="6C9D6DBA">
             <wp:extent cx="3060700" cy="3060700"/>
             <wp:effectExtent l="0" t="0" r="6350" b="6350"/>
             <wp:docPr id="1886745205" name="Picture 1"/>
